--- a/Projekt/app/docs/Zal_7a.docx
+++ b/Projekt/app/docs/Zal_7a.docx
@@ -1,6 +1,6 @@
 
 <file path=word/document.xml><?xml version="1.0" encoding="utf-8"?>
-<w:document xmlns:wpc="http://schemas.microsoft.com/office/word/2010/wordprocessingCanvas" xmlns:cx="http://schemas.microsoft.com/office/drawing/2014/chartex" xmlns:cx1="http://schemas.microsoft.com/office/drawing/2015/9/8/chartex" xmlns:cx2="http://schemas.microsoft.com/office/drawing/2015/10/21/chartex" xmlns:cx3="http://schemas.microsoft.com/office/drawing/2016/5/9/chartex" xmlns:cx4="http://schemas.microsoft.com/office/drawing/2016/5/10/chartex" xmlns:cx5="http://schemas.microsoft.com/office/drawing/2016/5/11/chartex" xmlns:cx6="http://schemas.microsoft.com/office/drawing/2016/5/12/chartex" xmlns:cx7="http://schemas.microsoft.com/office/drawing/2016/5/13/chartex" xmlns:cx8="http://schemas.microsoft.com/office/drawing/2016/5/14/chartex" xmlns:mc="http://schemas.openxmlformats.org/markup-compatibility/2006" xmlns:aink="http://schemas.microsoft.com/office/drawing/2016/ink" xmlns:am3d="http://schemas.microsoft.com/office/drawing/2017/model3d" xmlns:o="urn:schemas-microsoft-com:office:office" xmlns:oel="http://schemas.microsoft.com/office/2019/extlst" xmlns:r="http://schemas.openxmlformats.org/officeDocument/2006/relationships" xmlns:m="http://schemas.openxmlformats.org/officeDocument/2006/math" xmlns:v="urn:schemas-microsoft-com:vml" xmlns:wp14="http://schemas.microsoft.com/office/word/2010/wordprocessingDrawing" xmlns:wp="http://schemas.openxmlformats.org/drawingml/2006/wordprocessingDrawing" xmlns:w10="urn:schemas-microsoft-com:office:word" xmlns:w="http://schemas.openxmlformats.org/wordprocessingml/2006/main" xmlns:w14="http://schemas.microsoft.com/office/word/2010/wordml" xmlns:w15="http://schemas.microsoft.com/office/word/2012/wordml" xmlns:w16cex="http://schemas.microsoft.com/office/word/2018/wordml/cex" xmlns:w16cid="http://schemas.microsoft.com/office/word/2016/wordml/cid" xmlns:w16="http://schemas.microsoft.com/office/word/2018/wordml" xmlns:w16du="http://schemas.microsoft.com/office/word/2023/wordml/word16du" xmlns:w16sdtdh="http://schemas.microsoft.com/office/word/2020/wordml/sdtdatahash" xmlns:w16se="http://schemas.microsoft.com/office/word/2015/wordml/symex" xmlns:wpg="http://schemas.microsoft.com/office/word/2010/wordprocessingGroup" xmlns:wpi="http://schemas.microsoft.com/office/word/2010/wordprocessingInk" xmlns:wne="http://schemas.microsoft.com/office/word/2006/wordml" xmlns:wps="http://schemas.microsoft.com/office/word/2010/wordprocessingShape" mc:Ignorable="w14 w15 w16se w16cid w16 w16cex w16sdtdh w16du wp14">
+<w:document xmlns:wpc="http://schemas.microsoft.com/office/word/2010/wordprocessingCanvas" xmlns:cx="http://schemas.microsoft.com/office/drawing/2014/chartex" xmlns:cx1="http://schemas.microsoft.com/office/drawing/2015/9/8/chartex" xmlns:cx2="http://schemas.microsoft.com/office/drawing/2015/10/21/chartex" xmlns:cx3="http://schemas.microsoft.com/office/drawing/2016/5/9/chartex" xmlns:cx4="http://schemas.microsoft.com/office/drawing/2016/5/10/chartex" xmlns:cx5="http://schemas.microsoft.com/office/drawing/2016/5/11/chartex" xmlns:cx6="http://schemas.microsoft.com/office/drawing/2016/5/12/chartex" xmlns:cx7="http://schemas.microsoft.com/office/drawing/2016/5/13/chartex" xmlns:cx8="http://schemas.microsoft.com/office/drawing/2016/5/14/chartex" xmlns:mc="http://schemas.openxmlformats.org/markup-compatibility/2006" xmlns:aink="http://schemas.microsoft.com/office/drawing/2016/ink" xmlns:am3d="http://schemas.microsoft.com/office/drawing/2017/model3d" xmlns:o="urn:schemas-microsoft-com:office:office" xmlns:oel="http://schemas.microsoft.com/office/2019/extlst" xmlns:r="http://schemas.openxmlformats.org/officeDocument/2006/relationships" xmlns:m="http://schemas.openxmlformats.org/officeDocument/2006/math" xmlns:v="urn:schemas-microsoft-com:vml" xmlns:wp14="http://schemas.microsoft.com/office/word/2010/wordprocessingDrawing" xmlns:wp="http://schemas.openxmlformats.org/drawingml/2006/wordprocessingDrawing" xmlns:w10="urn:schemas-microsoft-com:office:word" xmlns:w="http://schemas.openxmlformats.org/wordprocessingml/2006/main" xmlns:w14="http://schemas.microsoft.com/office/word/2010/wordml" xmlns:w15="http://schemas.microsoft.com/office/word/2012/wordml" xmlns:w16cex="http://schemas.microsoft.com/office/word/2018/wordml/cex" xmlns:w16cid="http://schemas.microsoft.com/office/word/2016/wordml/cid" xmlns:w16="http://schemas.microsoft.com/office/word/2018/wordml" xmlns:w16du="http://schemas.microsoft.com/office/word/2023/wordml/word16du" xmlns:w16sdtdh="http://schemas.microsoft.com/office/word/2020/wordml/sdtdatahash" xmlns:w16sdtfl="http://schemas.microsoft.com/office/word/2024/wordml/sdtformatlock" xmlns:w16se="http://schemas.microsoft.com/office/word/2015/wordml/symex" xmlns:wpg="http://schemas.microsoft.com/office/word/2010/wordprocessingGroup" xmlns:wpi="http://schemas.microsoft.com/office/word/2010/wordprocessingInk" xmlns:wne="http://schemas.microsoft.com/office/word/2006/wordml" xmlns:wps="http://schemas.microsoft.com/office/word/2010/wordprocessingShape" mc:Ignorable="w14 w15 w16se w16cid w16 w16cex w16sdtdh w16sdtfl w16du wp14">
   <w:body>
     <w:p>
       <w:pPr>
@@ -91,20 +91,29 @@
         <w:ind w:left="215"/>
         <w:rPr>
           <w:rFonts w:asciiTheme="majorHAnsi" w:hAnsiTheme="majorHAnsi"/>
+          <w:sz w:val="22"/>
+          <w:szCs w:val="22"/>
+        </w:rPr>
+      </w:pPr>
+      <w:r>
+        <w:rPr>
+          <w:rFonts w:asciiTheme="majorHAnsi" w:hAnsiTheme="majorHAnsi"/>
+          <w:sz w:val="22"/>
+          <w:szCs w:val="22"/>
+        </w:rPr>
+        <w:t xml:space="preserve">Student:  </w:t>
+      </w:r>
+      <w:r>
+        <w:rPr>
+          <w:rFonts w:asciiTheme="majorHAnsi" w:hAnsiTheme="majorHAnsi"/>
           <w:b/>
           <w:bCs/>
           <w:sz w:val="22"/>
           <w:szCs w:val="22"/>
         </w:rPr>
-      </w:pPr>
-      <w:r>
-        <w:rPr>
-          <w:rFonts w:asciiTheme="majorHAnsi" w:hAnsiTheme="majorHAnsi"/>
-          <w:sz w:val="22"/>
-          <w:szCs w:val="22"/>
-        </w:rPr>
-        <w:t xml:space="preserve">Student:  </w:t>
-      </w:r>
+        <w:t xml:space="preserve">{{ </w:t>
+      </w:r>
+      <w:proofErr w:type="spellStart"/>
       <w:r>
         <w:rPr>
           <w:rFonts w:asciiTheme="majorHAnsi" w:hAnsiTheme="majorHAnsi"/>
@@ -113,8 +122,9 @@
           <w:sz w:val="22"/>
           <w:szCs w:val="22"/>
         </w:rPr>
-        <w:t>…………</w:t>
-      </w:r>
+        <w:t>imie_nazwisko_studenta</w:t>
+      </w:r>
+      <w:proofErr w:type="spellEnd"/>
       <w:r>
         <w:rPr>
           <w:rFonts w:asciiTheme="majorHAnsi" w:hAnsiTheme="majorHAnsi"/>
@@ -123,7 +133,63 @@
           <w:sz w:val="22"/>
           <w:szCs w:val="22"/>
         </w:rPr>
-        <w:t>.</w:t>
+        <w:t xml:space="preserve"> }}</w:t>
+      </w:r>
+      <w:r>
+        <w:rPr>
+          <w:rFonts w:asciiTheme="majorHAnsi" w:hAnsiTheme="majorHAnsi"/>
+          <w:sz w:val="22"/>
+          <w:szCs w:val="22"/>
+        </w:rPr>
+        <w:tab/>
+      </w:r>
+      <w:r>
+        <w:rPr>
+          <w:rFonts w:asciiTheme="majorHAnsi" w:hAnsiTheme="majorHAnsi"/>
+          <w:sz w:val="22"/>
+          <w:szCs w:val="22"/>
+        </w:rPr>
+        <w:tab/>
+      </w:r>
+      <w:r>
+        <w:rPr>
+          <w:rFonts w:asciiTheme="majorHAnsi" w:hAnsiTheme="majorHAnsi"/>
+          <w:sz w:val="22"/>
+          <w:szCs w:val="22"/>
+        </w:rPr>
+        <w:tab/>
+      </w:r>
+      <w:r>
+        <w:rPr>
+          <w:rFonts w:asciiTheme="majorHAnsi" w:hAnsiTheme="majorHAnsi"/>
+          <w:sz w:val="22"/>
+          <w:szCs w:val="22"/>
+        </w:rPr>
+        <w:tab/>
+      </w:r>
+      <w:r>
+        <w:rPr>
+          <w:rFonts w:asciiTheme="majorHAnsi" w:hAnsiTheme="majorHAnsi"/>
+          <w:sz w:val="22"/>
+          <w:szCs w:val="22"/>
+        </w:rPr>
+        <w:tab/>
+      </w:r>
+      <w:r>
+        <w:rPr>
+          <w:rFonts w:asciiTheme="majorHAnsi" w:hAnsiTheme="majorHAnsi"/>
+          <w:sz w:val="22"/>
+          <w:szCs w:val="22"/>
+        </w:rPr>
+        <w:t xml:space="preserve"> Nr albumu:</w:t>
+      </w:r>
+      <w:r>
+        <w:rPr>
+          <w:rFonts w:asciiTheme="majorHAnsi" w:hAnsiTheme="majorHAnsi"/>
+          <w:sz w:val="22"/>
+          <w:szCs w:val="22"/>
+        </w:rPr>
+        <w:t xml:space="preserve"> </w:t>
       </w:r>
       <w:r>
         <w:rPr>
@@ -133,8 +199,9 @@
           <w:sz w:val="22"/>
           <w:szCs w:val="22"/>
         </w:rPr>
-        <w:t>……………………</w:t>
-      </w:r>
+        <w:t xml:space="preserve">{{ </w:t>
+      </w:r>
+      <w:proofErr w:type="spellStart"/>
       <w:r>
         <w:rPr>
           <w:rFonts w:asciiTheme="majorHAnsi" w:hAnsiTheme="majorHAnsi"/>
@@ -143,16 +210,9 @@
           <w:sz w:val="22"/>
           <w:szCs w:val="22"/>
         </w:rPr>
-        <w:t>………………………….…………………….</w:t>
-      </w:r>
-      <w:r>
-        <w:rPr>
-          <w:rFonts w:asciiTheme="majorHAnsi" w:hAnsiTheme="majorHAnsi"/>
-          <w:sz w:val="22"/>
-          <w:szCs w:val="22"/>
-        </w:rPr>
-        <w:t xml:space="preserve"> Nr albumu:  </w:t>
-      </w:r>
+        <w:t>nr_indeksu</w:t>
+      </w:r>
+      <w:proofErr w:type="spellEnd"/>
       <w:r>
         <w:rPr>
           <w:rFonts w:asciiTheme="majorHAnsi" w:hAnsiTheme="majorHAnsi"/>
@@ -161,27 +221,7 @@
           <w:sz w:val="22"/>
           <w:szCs w:val="22"/>
         </w:rPr>
-        <w:t>……</w:t>
-      </w:r>
-      <w:r>
-        <w:rPr>
-          <w:rFonts w:asciiTheme="majorHAnsi" w:hAnsiTheme="majorHAnsi"/>
-          <w:b/>
-          <w:bCs/>
-          <w:sz w:val="22"/>
-          <w:szCs w:val="22"/>
-        </w:rPr>
-        <w:t>……….</w:t>
-      </w:r>
-      <w:r>
-        <w:rPr>
-          <w:rFonts w:asciiTheme="majorHAnsi" w:hAnsiTheme="majorHAnsi"/>
-          <w:b/>
-          <w:bCs/>
-          <w:sz w:val="22"/>
-          <w:szCs w:val="22"/>
-        </w:rPr>
-        <w:t>…….</w:t>
+        <w:t xml:space="preserve"> }}</w:t>
       </w:r>
     </w:p>
     <w:p>
@@ -219,28 +259,37 @@
         <w:ind w:left="215"/>
         <w:rPr>
           <w:rFonts w:asciiTheme="majorHAnsi" w:hAnsiTheme="majorHAnsi"/>
+          <w:sz w:val="22"/>
+          <w:szCs w:val="22"/>
+        </w:rPr>
+      </w:pPr>
+      <w:r>
+        <w:rPr>
+          <w:rFonts w:asciiTheme="majorHAnsi" w:hAnsiTheme="majorHAnsi"/>
+          <w:sz w:val="22"/>
+          <w:szCs w:val="22"/>
+        </w:rPr>
+        <w:t>Specjalność</w:t>
+      </w:r>
+      <w:r>
+        <w:rPr>
+          <w:rFonts w:asciiTheme="majorHAnsi" w:hAnsiTheme="majorHAnsi"/>
+          <w:sz w:val="22"/>
+          <w:szCs w:val="22"/>
+        </w:rPr>
+        <w:t xml:space="preserve">: </w:t>
+      </w:r>
+      <w:r>
+        <w:rPr>
+          <w:rFonts w:asciiTheme="majorHAnsi" w:hAnsiTheme="majorHAnsi"/>
           <w:b/>
           <w:bCs/>
           <w:sz w:val="22"/>
           <w:szCs w:val="22"/>
         </w:rPr>
-      </w:pPr>
-      <w:r>
-        <w:rPr>
-          <w:rFonts w:asciiTheme="majorHAnsi" w:hAnsiTheme="majorHAnsi"/>
-          <w:sz w:val="22"/>
-          <w:szCs w:val="22"/>
-        </w:rPr>
-        <w:t>Specjalność</w:t>
-      </w:r>
-      <w:r>
-        <w:rPr>
-          <w:rFonts w:asciiTheme="majorHAnsi" w:hAnsiTheme="majorHAnsi"/>
-          <w:sz w:val="22"/>
-          <w:szCs w:val="22"/>
-        </w:rPr>
-        <w:t xml:space="preserve">: </w:t>
-      </w:r>
+        <w:t xml:space="preserve">{{ </w:t>
+      </w:r>
+      <w:proofErr w:type="spellStart"/>
       <w:r>
         <w:rPr>
           <w:rFonts w:asciiTheme="majorHAnsi" w:hAnsiTheme="majorHAnsi"/>
@@ -249,8 +298,9 @@
           <w:sz w:val="22"/>
           <w:szCs w:val="22"/>
         </w:rPr>
-        <w:t>…………</w:t>
-      </w:r>
+        <w:t>specjalnosc</w:t>
+      </w:r>
+      <w:proofErr w:type="spellEnd"/>
       <w:r>
         <w:rPr>
           <w:rFonts w:asciiTheme="majorHAnsi" w:hAnsiTheme="majorHAnsi"/>
@@ -259,27 +309,7 @@
           <w:sz w:val="22"/>
           <w:szCs w:val="22"/>
         </w:rPr>
-        <w:t>.</w:t>
-      </w:r>
-      <w:r>
-        <w:rPr>
-          <w:rFonts w:asciiTheme="majorHAnsi" w:hAnsiTheme="majorHAnsi"/>
-          <w:b/>
-          <w:bCs/>
-          <w:sz w:val="22"/>
-          <w:szCs w:val="22"/>
-        </w:rPr>
-        <w:t>……………………</w:t>
-      </w:r>
-      <w:r>
-        <w:rPr>
-          <w:rFonts w:asciiTheme="majorHAnsi" w:hAnsiTheme="majorHAnsi"/>
-          <w:b/>
-          <w:bCs/>
-          <w:sz w:val="22"/>
-          <w:szCs w:val="22"/>
-        </w:rPr>
-        <w:t>…………………………………………….……………….……………………</w:t>
+        <w:t xml:space="preserve"> }}</w:t>
       </w:r>
     </w:p>
     <w:p>
@@ -380,23 +410,33 @@
           <w:sz w:val="22"/>
           <w:szCs w:val="22"/>
         </w:rPr>
-        <w:t>.:  …………</w:t>
-      </w:r>
-      <w:r>
-        <w:rPr>
-          <w:rFonts w:asciiTheme="majorHAnsi" w:hAnsiTheme="majorHAnsi"/>
-          <w:sz w:val="22"/>
-          <w:szCs w:val="22"/>
-        </w:rPr>
-        <w:t>……………………</w:t>
-      </w:r>
-      <w:r>
-        <w:rPr>
-          <w:rFonts w:asciiTheme="majorHAnsi" w:hAnsiTheme="majorHAnsi"/>
-          <w:sz w:val="22"/>
-          <w:szCs w:val="22"/>
-        </w:rPr>
-        <w:t>…</w:t>
+        <w:t xml:space="preserve">.: </w:t>
+      </w:r>
+      <w:r>
+        <w:rPr>
+          <w:rFonts w:asciiTheme="majorHAnsi" w:hAnsiTheme="majorHAnsi"/>
+          <w:sz w:val="22"/>
+          <w:szCs w:val="22"/>
+        </w:rPr>
+        <w:t xml:space="preserve">{{ </w:t>
+      </w:r>
+      <w:proofErr w:type="spellStart"/>
+      <w:r>
+        <w:rPr>
+          <w:rFonts w:asciiTheme="majorHAnsi" w:hAnsiTheme="majorHAnsi"/>
+          <w:sz w:val="22"/>
+          <w:szCs w:val="22"/>
+        </w:rPr>
+        <w:t>rok_akademicki</w:t>
+      </w:r>
+      <w:proofErr w:type="spellEnd"/>
+      <w:r>
+        <w:rPr>
+          <w:rFonts w:asciiTheme="majorHAnsi" w:hAnsiTheme="majorHAnsi"/>
+          <w:sz w:val="22"/>
+          <w:szCs w:val="22"/>
+        </w:rPr>
+        <w:t xml:space="preserve"> }}</w:t>
       </w:r>
     </w:p>
     <w:p>
@@ -517,9 +557,8 @@
         <w:spacing w:before="240"/>
         <w:rPr>
           <w:rFonts w:asciiTheme="majorHAnsi" w:hAnsiTheme="majorHAnsi"/>
-          <w:b/>
-          <w:bCs/>
-          <w:sz w:val="20"/>
+          <w:sz w:val="22"/>
+          <w:szCs w:val="22"/>
         </w:rPr>
       </w:pPr>
       <w:r>
@@ -533,38 +572,28 @@
       <w:r>
         <w:rPr>
           <w:rFonts w:asciiTheme="majorHAnsi" w:hAnsiTheme="majorHAnsi"/>
-          <w:bCs/>
-          <w:sz w:val="22"/>
-          <w:szCs w:val="22"/>
-        </w:rPr>
-        <w:t>……………………………………………………………</w:t>
-      </w:r>
-      <w:r>
-        <w:rPr>
-          <w:rFonts w:asciiTheme="majorHAnsi" w:hAnsiTheme="majorHAnsi"/>
-          <w:bCs/>
-          <w:sz w:val="22"/>
-          <w:szCs w:val="22"/>
-        </w:rPr>
-        <w:t>……………………………</w:t>
-      </w:r>
-      <w:r>
-        <w:rPr>
-          <w:rFonts w:asciiTheme="majorHAnsi" w:hAnsiTheme="majorHAnsi"/>
-          <w:bCs/>
-          <w:sz w:val="22"/>
-          <w:szCs w:val="22"/>
-        </w:rPr>
-        <w:t>…………………………………</w:t>
-      </w:r>
-      <w:r>
-        <w:rPr>
-          <w:rFonts w:asciiTheme="majorHAnsi" w:hAnsiTheme="majorHAnsi"/>
-          <w:bCs/>
-          <w:sz w:val="22"/>
-          <w:szCs w:val="22"/>
-        </w:rPr>
-        <w:t>…..</w:t>
+          <w:sz w:val="22"/>
+          <w:szCs w:val="22"/>
+        </w:rPr>
+        <w:t xml:space="preserve">{{ </w:t>
+      </w:r>
+      <w:proofErr w:type="spellStart"/>
+      <w:r>
+        <w:rPr>
+          <w:rFonts w:asciiTheme="majorHAnsi" w:hAnsiTheme="majorHAnsi"/>
+          <w:sz w:val="22"/>
+          <w:szCs w:val="22"/>
+        </w:rPr>
+        <w:t>miejsce_odbycia_praktyki</w:t>
+      </w:r>
+      <w:proofErr w:type="spellEnd"/>
+      <w:r>
+        <w:rPr>
+          <w:rFonts w:asciiTheme="majorHAnsi" w:hAnsiTheme="majorHAnsi"/>
+          <w:sz w:val="22"/>
+          <w:szCs w:val="22"/>
+        </w:rPr>
+        <w:t xml:space="preserve"> }}</w:t>
       </w:r>
     </w:p>
     <w:p>
@@ -662,6 +691,32 @@
           <w:szCs w:val="22"/>
         </w:rPr>
       </w:pPr>
+      <w:r>
+        <w:rPr>
+          <w:rFonts w:asciiTheme="majorHAnsi" w:hAnsiTheme="majorHAnsi"/>
+          <w:sz w:val="22"/>
+          <w:szCs w:val="22"/>
+        </w:rPr>
+        <w:t xml:space="preserve">{{ </w:t>
+      </w:r>
+      <w:proofErr w:type="spellStart"/>
+      <w:r>
+        <w:rPr>
+          <w:rFonts w:asciiTheme="majorHAnsi" w:hAnsiTheme="majorHAnsi"/>
+          <w:sz w:val="22"/>
+          <w:szCs w:val="22"/>
+        </w:rPr>
+        <w:t>charakterystyka_miejsca_pracy</w:t>
+      </w:r>
+      <w:proofErr w:type="spellEnd"/>
+      <w:r>
+        <w:rPr>
+          <w:rFonts w:asciiTheme="majorHAnsi" w:hAnsiTheme="majorHAnsi"/>
+          <w:sz w:val="22"/>
+          <w:szCs w:val="22"/>
+        </w:rPr>
+        <w:t xml:space="preserve"> }}</w:t>
+      </w:r>
     </w:p>
     <w:p>
       <w:pPr>
@@ -820,79 +875,25 @@
           <w:sz w:val="22"/>
           <w:szCs w:val="22"/>
         </w:rPr>
-        <w:t>/</w:t>
-      </w:r>
-      <w:r>
-        <w:rPr>
-          <w:rFonts w:ascii="Times New Roman" w:hAnsi="Times New Roman"/>
-          <w:color w:val="FF0000"/>
-          <w:sz w:val="22"/>
-          <w:szCs w:val="22"/>
-        </w:rPr>
-        <w:t>Student opisuje w sposób syntetyczny</w:t>
-      </w:r>
-      <w:r>
-        <w:rPr>
-          <w:rFonts w:ascii="Times New Roman" w:hAnsi="Times New Roman"/>
-          <w:color w:val="FF0000"/>
-          <w:sz w:val="22"/>
-          <w:szCs w:val="22"/>
-        </w:rPr>
-        <w:t>,</w:t>
-      </w:r>
-      <w:r>
-        <w:rPr>
-          <w:rFonts w:ascii="Times New Roman" w:hAnsi="Times New Roman"/>
-          <w:color w:val="FF0000"/>
-          <w:sz w:val="22"/>
-          <w:szCs w:val="22"/>
-        </w:rPr>
-        <w:t xml:space="preserve"> jakie zadania wykonywał w trakcie </w:t>
-      </w:r>
-      <w:r>
-        <w:rPr>
-          <w:rFonts w:ascii="Times New Roman" w:hAnsi="Times New Roman"/>
-          <w:color w:val="FF0000"/>
-          <w:sz w:val="22"/>
-          <w:szCs w:val="22"/>
-        </w:rPr>
-        <w:t>wykonywanej pracy zawodowej lub działalności gospodarczej</w:t>
-      </w:r>
-      <w:r>
-        <w:rPr>
-          <w:rFonts w:ascii="Times New Roman" w:hAnsi="Times New Roman"/>
-          <w:color w:val="FF0000"/>
-          <w:sz w:val="22"/>
-          <w:szCs w:val="22"/>
-        </w:rPr>
-        <w:t xml:space="preserve"> (</w:t>
-      </w:r>
-      <w:r>
-        <w:rPr>
-          <w:rFonts w:ascii="Times New Roman" w:hAnsi="Times New Roman"/>
-          <w:b/>
-          <w:color w:val="FF0000"/>
-          <w:sz w:val="22"/>
-          <w:szCs w:val="22"/>
-        </w:rPr>
-        <w:t>jego zdaniem</w:t>
-      </w:r>
-      <w:r>
-        <w:rPr>
-          <w:rFonts w:ascii="Times New Roman" w:hAnsi="Times New Roman"/>
-          <w:color w:val="FF0000"/>
-          <w:sz w:val="22"/>
-          <w:szCs w:val="22"/>
-        </w:rPr>
-        <w:t xml:space="preserve"> najważniejsze)</w:t>
-      </w:r>
-      <w:r>
-        <w:rPr>
-          <w:rFonts w:ascii="Times New Roman" w:hAnsi="Times New Roman"/>
-          <w:sz w:val="22"/>
-          <w:szCs w:val="22"/>
-        </w:rPr>
-        <w:t>/</w:t>
+        <w:t xml:space="preserve">{{ </w:t>
+      </w:r>
+      <w:proofErr w:type="spellStart"/>
+      <w:r>
+        <w:rPr>
+          <w:rFonts w:asciiTheme="majorHAnsi" w:hAnsiTheme="majorHAnsi"/>
+          <w:sz w:val="22"/>
+          <w:szCs w:val="22"/>
+        </w:rPr>
+        <w:t>opis_i_analiza</w:t>
+      </w:r>
+      <w:proofErr w:type="spellEnd"/>
+      <w:r>
+        <w:rPr>
+          <w:rFonts w:asciiTheme="majorHAnsi" w:hAnsiTheme="majorHAnsi"/>
+          <w:sz w:val="22"/>
+          <w:szCs w:val="22"/>
+        </w:rPr>
+        <w:t xml:space="preserve"> }}</w:t>
       </w:r>
     </w:p>
     <w:p>
@@ -1072,132 +1073,25 @@
           <w:sz w:val="22"/>
           <w:szCs w:val="22"/>
         </w:rPr>
-        <w:t>/</w:t>
-      </w:r>
-      <w:r>
-        <w:rPr>
-          <w:rFonts w:ascii="Times New Roman" w:hAnsi="Times New Roman"/>
-          <w:color w:val="FF0000"/>
-          <w:sz w:val="22"/>
-          <w:szCs w:val="22"/>
-        </w:rPr>
-        <w:t xml:space="preserve">Student </w:t>
-      </w:r>
-      <w:r>
-        <w:rPr>
-          <w:rFonts w:ascii="Times New Roman" w:hAnsi="Times New Roman"/>
-          <w:color w:val="FF0000"/>
-          <w:sz w:val="22"/>
-          <w:szCs w:val="22"/>
-        </w:rPr>
-        <w:t xml:space="preserve">szczegółowo </w:t>
-      </w:r>
-      <w:r>
-        <w:rPr>
-          <w:rFonts w:ascii="Times New Roman" w:hAnsi="Times New Roman"/>
-          <w:color w:val="FF0000"/>
-          <w:sz w:val="22"/>
-          <w:szCs w:val="22"/>
-        </w:rPr>
-        <w:t>opisuje</w:t>
-      </w:r>
-      <w:r>
-        <w:rPr>
-          <w:rFonts w:ascii="Times New Roman" w:hAnsi="Times New Roman"/>
-          <w:color w:val="FF0000"/>
-          <w:sz w:val="22"/>
-          <w:szCs w:val="22"/>
-        </w:rPr>
-        <w:t>,</w:t>
-      </w:r>
-      <w:r>
-        <w:rPr>
-          <w:rFonts w:ascii="Times New Roman" w:hAnsi="Times New Roman"/>
-          <w:color w:val="FF0000"/>
-          <w:sz w:val="22"/>
-          <w:szCs w:val="22"/>
-        </w:rPr>
-        <w:t xml:space="preserve"> jakie kompetencje nabył w trakcie </w:t>
-      </w:r>
-      <w:r>
-        <w:rPr>
-          <w:rFonts w:ascii="Times New Roman" w:hAnsi="Times New Roman"/>
-          <w:color w:val="FF0000"/>
-          <w:sz w:val="22"/>
-          <w:szCs w:val="22"/>
-        </w:rPr>
-        <w:t>wykonywanej pracy zawodowej lub działalności gospodarczej</w:t>
-      </w:r>
-      <w:r>
-        <w:rPr>
-          <w:rFonts w:ascii="Times New Roman" w:hAnsi="Times New Roman"/>
-          <w:color w:val="FF0000"/>
-          <w:sz w:val="22"/>
-          <w:szCs w:val="22"/>
-        </w:rPr>
-        <w:t xml:space="preserve"> </w:t>
-      </w:r>
-      <w:r>
-        <w:rPr>
-          <w:rFonts w:ascii="Times New Roman" w:hAnsi="Times New Roman"/>
-          <w:color w:val="FF0000"/>
-          <w:sz w:val="22"/>
-          <w:szCs w:val="22"/>
-        </w:rPr>
-        <w:t xml:space="preserve">oraz dokonuje samooceny w zakresie osiągniętych efektów uczenia się. Cytuje </w:t>
-      </w:r>
-      <w:r>
-        <w:rPr>
-          <w:rFonts w:ascii="Times New Roman" w:hAnsi="Times New Roman"/>
-          <w:color w:val="FF0000"/>
-          <w:sz w:val="22"/>
-          <w:szCs w:val="22"/>
-        </w:rPr>
-        <w:t xml:space="preserve">po kolei </w:t>
-      </w:r>
-      <w:r>
-        <w:rPr>
-          <w:rFonts w:ascii="Times New Roman" w:hAnsi="Times New Roman"/>
-          <w:color w:val="FF0000"/>
-          <w:sz w:val="22"/>
-          <w:szCs w:val="22"/>
-        </w:rPr>
-        <w:t>efekt</w:t>
-      </w:r>
-      <w:r>
-        <w:rPr>
-          <w:rFonts w:ascii="Times New Roman" w:hAnsi="Times New Roman"/>
-          <w:color w:val="FF0000"/>
-          <w:sz w:val="22"/>
-          <w:szCs w:val="22"/>
-        </w:rPr>
-        <w:t>y uczenia się i wy</w:t>
-      </w:r>
-      <w:r>
-        <w:rPr>
-          <w:rFonts w:ascii="Times New Roman" w:hAnsi="Times New Roman"/>
-          <w:color w:val="FF0000"/>
-          <w:sz w:val="22"/>
-          <w:szCs w:val="22"/>
-        </w:rPr>
-        <w:t>kazuje wykonane prace, które prowadziły do ich osiągnięc</w:t>
-      </w:r>
-      <w:r>
-        <w:rPr>
-          <w:rFonts w:ascii="Times New Roman" w:hAnsi="Times New Roman"/>
-          <w:color w:val="FF0000"/>
-          <w:sz w:val="22"/>
-          <w:szCs w:val="22"/>
-        </w:rPr>
-        <w:t>ia</w:t>
-      </w:r>
-      <w:r>
-        <w:rPr>
-          <w:rFonts w:asciiTheme="majorHAnsi" w:hAnsiTheme="majorHAnsi"/>
-          <w:sz w:val="22"/>
-          <w:szCs w:val="22"/>
-        </w:rPr>
-        <w:t>/</w:t>
+        <w:t xml:space="preserve">{{ </w:t>
+      </w:r>
+      <w:proofErr w:type="spellStart"/>
+      <w:r>
+        <w:rPr>
+          <w:rFonts w:asciiTheme="majorHAnsi" w:hAnsiTheme="majorHAnsi"/>
+          <w:sz w:val="22"/>
+          <w:szCs w:val="22"/>
+        </w:rPr>
+        <w:t>wiedza_umiejetnosci</w:t>
+      </w:r>
+      <w:proofErr w:type="spellEnd"/>
+      <w:r>
+        <w:rPr>
+          <w:rFonts w:asciiTheme="majorHAnsi" w:hAnsiTheme="majorHAnsi"/>
+          <w:sz w:val="22"/>
+          <w:szCs w:val="22"/>
+        </w:rPr>
+        <w:t xml:space="preserve"> }}</w:t>
       </w:r>
     </w:p>
     <w:p>
@@ -1207,6 +1101,24 @@
           <w:rFonts w:asciiTheme="majorHAnsi" w:hAnsiTheme="majorHAnsi"/>
           <w:sz w:val="22"/>
           <w:szCs w:val="22"/>
+        </w:rPr>
+      </w:pPr>
+    </w:p>
+    <w:p>
+      <w:pPr>
+        <w:ind w:left="360"/>
+        <w:rPr>
+          <w:rFonts w:asciiTheme="majorHAnsi" w:hAnsiTheme="majorHAnsi"/>
+          <w:sz w:val="22"/>
+          <w:szCs w:val="22"/>
+        </w:rPr>
+      </w:pPr>
+    </w:p>
+    <w:p>
+      <w:pPr>
+        <w:rPr>
+          <w:rFonts w:asciiTheme="majorHAnsi" w:hAnsiTheme="majorHAnsi"/>
+          <w:sz w:val="20"/>
         </w:rPr>
       </w:pPr>
     </w:p>
@@ -1232,29 +1144,61 @@
         <w:jc w:val="center"/>
         <w:rPr>
           <w:rFonts w:asciiTheme="majorHAnsi" w:hAnsiTheme="majorHAnsi"/>
-          <w:sz w:val="20"/>
-        </w:rPr>
-      </w:pPr>
-      <w:r>
-        <w:rPr>
-          <w:rFonts w:asciiTheme="majorHAnsi" w:hAnsiTheme="majorHAnsi"/>
-          <w:sz w:val="20"/>
-        </w:rPr>
-        <w:t>…………………………</w:t>
-      </w:r>
-      <w:r>
-        <w:rPr>
-          <w:rFonts w:asciiTheme="majorHAnsi" w:hAnsiTheme="majorHAnsi"/>
-          <w:sz w:val="20"/>
-        </w:rPr>
-        <w:t>…..</w:t>
-      </w:r>
-      <w:r>
-        <w:rPr>
-          <w:rFonts w:asciiTheme="majorHAnsi" w:hAnsiTheme="majorHAnsi"/>
-          <w:sz w:val="20"/>
-        </w:rPr>
-        <w:t>…………………….</w:t>
+          <w:sz w:val="22"/>
+          <w:szCs w:val="22"/>
+        </w:rPr>
+      </w:pPr>
+      <w:r>
+        <w:rPr>
+          <w:rFonts w:asciiTheme="majorHAnsi" w:hAnsiTheme="majorHAnsi"/>
+          <w:sz w:val="22"/>
+          <w:szCs w:val="22"/>
+        </w:rPr>
+        <w:t xml:space="preserve">{{ </w:t>
+      </w:r>
+      <w:proofErr w:type="spellStart"/>
+      <w:r>
+        <w:rPr>
+          <w:rFonts w:asciiTheme="majorHAnsi" w:hAnsiTheme="majorHAnsi"/>
+          <w:sz w:val="22"/>
+          <w:szCs w:val="22"/>
+        </w:rPr>
+        <w:t>data_student</w:t>
+      </w:r>
+      <w:proofErr w:type="spellEnd"/>
+      <w:r>
+        <w:rPr>
+          <w:rFonts w:asciiTheme="majorHAnsi" w:hAnsiTheme="majorHAnsi"/>
+          <w:sz w:val="22"/>
+          <w:szCs w:val="22"/>
+        </w:rPr>
+        <w:t xml:space="preserve"> }}, </w:t>
+      </w:r>
+      <w:r>
+        <w:rPr>
+          <w:rFonts w:asciiTheme="majorHAnsi" w:hAnsiTheme="majorHAnsi"/>
+          <w:sz w:val="22"/>
+          <w:szCs w:val="22"/>
+        </w:rPr>
+        <w:t xml:space="preserve">{{ </w:t>
+      </w:r>
+      <w:proofErr w:type="spellStart"/>
+      <w:r>
+        <w:rPr>
+          <w:rFonts w:asciiTheme="majorHAnsi" w:hAnsiTheme="majorHAnsi"/>
+          <w:sz w:val="22"/>
+          <w:szCs w:val="22"/>
+        </w:rPr>
+        <w:t>imie_nazwisko_studenta</w:t>
+      </w:r>
+      <w:proofErr w:type="spellEnd"/>
+      <w:r>
+        <w:rPr>
+          <w:rFonts w:asciiTheme="majorHAnsi" w:hAnsiTheme="majorHAnsi"/>
+          <w:sz w:val="22"/>
+          <w:szCs w:val="22"/>
+        </w:rPr>
+        <w:t xml:space="preserve"> }}</w:t>
       </w:r>
     </w:p>
     <w:p>
@@ -1326,29 +1270,69 @@
         <w:jc w:val="center"/>
         <w:rPr>
           <w:rFonts w:asciiTheme="majorHAnsi" w:hAnsiTheme="majorHAnsi"/>
-          <w:sz w:val="20"/>
-        </w:rPr>
-      </w:pPr>
-      <w:r>
-        <w:rPr>
-          <w:rFonts w:asciiTheme="majorHAnsi" w:hAnsiTheme="majorHAnsi"/>
-          <w:sz w:val="20"/>
-        </w:rPr>
-        <w:t>…………………………</w:t>
-      </w:r>
-      <w:r>
-        <w:rPr>
-          <w:rFonts w:asciiTheme="majorHAnsi" w:hAnsiTheme="majorHAnsi"/>
-          <w:sz w:val="20"/>
-        </w:rPr>
-        <w:t>…..</w:t>
-      </w:r>
-      <w:r>
-        <w:rPr>
-          <w:rFonts w:asciiTheme="majorHAnsi" w:hAnsiTheme="majorHAnsi"/>
-          <w:sz w:val="20"/>
-        </w:rPr>
-        <w:t>…………………….</w:t>
+          <w:sz w:val="22"/>
+          <w:szCs w:val="22"/>
+        </w:rPr>
+      </w:pPr>
+      <w:r>
+        <w:rPr>
+          <w:rFonts w:asciiTheme="majorHAnsi" w:hAnsiTheme="majorHAnsi"/>
+          <w:sz w:val="22"/>
+          <w:szCs w:val="22"/>
+        </w:rPr>
+        <w:t xml:space="preserve">{{ </w:t>
+      </w:r>
+      <w:proofErr w:type="spellStart"/>
+      <w:r>
+        <w:rPr>
+          <w:rFonts w:asciiTheme="majorHAnsi" w:hAnsiTheme="majorHAnsi"/>
+          <w:sz w:val="22"/>
+          <w:szCs w:val="22"/>
+        </w:rPr>
+        <w:t>data_na_koniec</w:t>
+      </w:r>
+      <w:proofErr w:type="spellEnd"/>
+      <w:r>
+        <w:rPr>
+          <w:rFonts w:asciiTheme="majorHAnsi" w:hAnsiTheme="majorHAnsi"/>
+          <w:sz w:val="22"/>
+          <w:szCs w:val="22"/>
+        </w:rPr>
+        <w:t xml:space="preserve"> }}</w:t>
+      </w:r>
+      <w:r>
+        <w:rPr>
+          <w:rFonts w:asciiTheme="majorHAnsi" w:hAnsiTheme="majorHAnsi"/>
+          <w:sz w:val="22"/>
+          <w:szCs w:val="22"/>
+        </w:rPr>
+        <w:t xml:space="preserve">, </w:t>
+      </w:r>
+      <w:r>
+        <w:rPr>
+          <w:rFonts w:asciiTheme="majorHAnsi" w:hAnsiTheme="majorHAnsi"/>
+          <w:sz w:val="22"/>
+          <w:szCs w:val="22"/>
+        </w:rPr>
+        <w:t xml:space="preserve">{{ </w:t>
+      </w:r>
+      <w:proofErr w:type="spellStart"/>
+      <w:r>
+        <w:rPr>
+          <w:rFonts w:asciiTheme="majorHAnsi" w:hAnsiTheme="majorHAnsi"/>
+          <w:sz w:val="22"/>
+          <w:szCs w:val="22"/>
+        </w:rPr>
+        <w:t>opiekun_uczelniany_name</w:t>
+      </w:r>
+      <w:proofErr w:type="spellEnd"/>
+      <w:r>
+        <w:rPr>
+          <w:rFonts w:asciiTheme="majorHAnsi" w:hAnsiTheme="majorHAnsi"/>
+          <w:sz w:val="22"/>
+          <w:szCs w:val="22"/>
+        </w:rPr>
+        <w:t xml:space="preserve"> }}</w:t>
       </w:r>
     </w:p>
     <w:p>
@@ -1417,7 +1401,7 @@
 </file>
 
 <file path=word/endnotes.xml><?xml version="1.0" encoding="utf-8"?>
-<w:endnotes xmlns:wpc="http://schemas.microsoft.com/office/word/2010/wordprocessingCanvas" xmlns:cx="http://schemas.microsoft.com/office/drawing/2014/chartex" xmlns:cx1="http://schemas.microsoft.com/office/drawing/2015/9/8/chartex" xmlns:cx2="http://schemas.microsoft.com/office/drawing/2015/10/21/chartex" xmlns:cx3="http://schemas.microsoft.com/office/drawing/2016/5/9/chartex" xmlns:cx4="http://schemas.microsoft.com/office/drawing/2016/5/10/chartex" xmlns:cx5="http://schemas.microsoft.com/office/drawing/2016/5/11/chartex" xmlns:cx6="http://schemas.microsoft.com/office/drawing/2016/5/12/chartex" xmlns:cx7="http://schemas.microsoft.com/office/drawing/2016/5/13/chartex" xmlns:cx8="http://schemas.microsoft.com/office/drawing/2016/5/14/chartex" xmlns:mc="http://schemas.openxmlformats.org/markup-compatibility/2006" xmlns:aink="http://schemas.microsoft.com/office/drawing/2016/ink" xmlns:am3d="http://schemas.microsoft.com/office/drawing/2017/model3d" xmlns:o="urn:schemas-microsoft-com:office:office" xmlns:oel="http://schemas.microsoft.com/office/2019/extlst" xmlns:r="http://schemas.openxmlformats.org/officeDocument/2006/relationships" xmlns:m="http://schemas.openxmlformats.org/officeDocument/2006/math" xmlns:v="urn:schemas-microsoft-com:vml" xmlns:wp14="http://schemas.microsoft.com/office/word/2010/wordprocessingDrawing" xmlns:wp="http://schemas.openxmlformats.org/drawingml/2006/wordprocessingDrawing" xmlns:w10="urn:schemas-microsoft-com:office:word" xmlns:w="http://schemas.openxmlformats.org/wordprocessingml/2006/main" xmlns:w14="http://schemas.microsoft.com/office/word/2010/wordml" xmlns:w15="http://schemas.microsoft.com/office/word/2012/wordml" xmlns:w16cex="http://schemas.microsoft.com/office/word/2018/wordml/cex" xmlns:w16cid="http://schemas.microsoft.com/office/word/2016/wordml/cid" xmlns:w16="http://schemas.microsoft.com/office/word/2018/wordml" xmlns:w16du="http://schemas.microsoft.com/office/word/2023/wordml/word16du" xmlns:w16sdtdh="http://schemas.microsoft.com/office/word/2020/wordml/sdtdatahash" xmlns:w16se="http://schemas.microsoft.com/office/word/2015/wordml/symex" xmlns:wpg="http://schemas.microsoft.com/office/word/2010/wordprocessingGroup" xmlns:wpi="http://schemas.microsoft.com/office/word/2010/wordprocessingInk" xmlns:wne="http://schemas.microsoft.com/office/word/2006/wordml" xmlns:wps="http://schemas.microsoft.com/office/word/2010/wordprocessingShape" mc:Ignorable="w14 w15 w16se w16cid w16 w16cex w16sdtdh w16du wp14">
+<w:endnotes xmlns:wpc="http://schemas.microsoft.com/office/word/2010/wordprocessingCanvas" xmlns:cx="http://schemas.microsoft.com/office/drawing/2014/chartex" xmlns:cx1="http://schemas.microsoft.com/office/drawing/2015/9/8/chartex" xmlns:cx2="http://schemas.microsoft.com/office/drawing/2015/10/21/chartex" xmlns:cx3="http://schemas.microsoft.com/office/drawing/2016/5/9/chartex" xmlns:cx4="http://schemas.microsoft.com/office/drawing/2016/5/10/chartex" xmlns:cx5="http://schemas.microsoft.com/office/drawing/2016/5/11/chartex" xmlns:cx6="http://schemas.microsoft.com/office/drawing/2016/5/12/chartex" xmlns:cx7="http://schemas.microsoft.com/office/drawing/2016/5/13/chartex" xmlns:cx8="http://schemas.microsoft.com/office/drawing/2016/5/14/chartex" xmlns:mc="http://schemas.openxmlformats.org/markup-compatibility/2006" xmlns:aink="http://schemas.microsoft.com/office/drawing/2016/ink" xmlns:am3d="http://schemas.microsoft.com/office/drawing/2017/model3d" xmlns:o="urn:schemas-microsoft-com:office:office" xmlns:oel="http://schemas.microsoft.com/office/2019/extlst" xmlns:r="http://schemas.openxmlformats.org/officeDocument/2006/relationships" xmlns:m="http://schemas.openxmlformats.org/officeDocument/2006/math" xmlns:v="urn:schemas-microsoft-com:vml" xmlns:wp14="http://schemas.microsoft.com/office/word/2010/wordprocessingDrawing" xmlns:wp="http://schemas.openxmlformats.org/drawingml/2006/wordprocessingDrawing" xmlns:w10="urn:schemas-microsoft-com:office:word" xmlns:w="http://schemas.openxmlformats.org/wordprocessingml/2006/main" xmlns:w14="http://schemas.microsoft.com/office/word/2010/wordml" xmlns:w15="http://schemas.microsoft.com/office/word/2012/wordml" xmlns:w16cex="http://schemas.microsoft.com/office/word/2018/wordml/cex" xmlns:w16cid="http://schemas.microsoft.com/office/word/2016/wordml/cid" xmlns:w16="http://schemas.microsoft.com/office/word/2018/wordml" xmlns:w16du="http://schemas.microsoft.com/office/word/2023/wordml/word16du" xmlns:w16sdtdh="http://schemas.microsoft.com/office/word/2020/wordml/sdtdatahash" xmlns:w16sdtfl="http://schemas.microsoft.com/office/word/2024/wordml/sdtformatlock" xmlns:w16se="http://schemas.microsoft.com/office/word/2015/wordml/symex" xmlns:wpg="http://schemas.microsoft.com/office/word/2010/wordprocessingGroup" xmlns:wpi="http://schemas.microsoft.com/office/word/2010/wordprocessingInk" xmlns:wne="http://schemas.microsoft.com/office/word/2006/wordml" xmlns:wps="http://schemas.microsoft.com/office/word/2010/wordprocessingShape" mc:Ignorable="w14 w15 w16se w16cid w16 w16cex w16sdtdh w16sdtfl w16du wp14">
   <w:endnote w:type="separator" w:id="-1">
     <w:p>
       <w:r>
@@ -1436,7 +1420,7 @@
 </file>
 
 <file path=word/footer1.xml><?xml version="1.0" encoding="utf-8"?>
-<w:ftr xmlns:wpc="http://schemas.microsoft.com/office/word/2010/wordprocessingCanvas" xmlns:cx="http://schemas.microsoft.com/office/drawing/2014/chartex" xmlns:cx1="http://schemas.microsoft.com/office/drawing/2015/9/8/chartex" xmlns:cx2="http://schemas.microsoft.com/office/drawing/2015/10/21/chartex" xmlns:cx3="http://schemas.microsoft.com/office/drawing/2016/5/9/chartex" xmlns:cx4="http://schemas.microsoft.com/office/drawing/2016/5/10/chartex" xmlns:cx5="http://schemas.microsoft.com/office/drawing/2016/5/11/chartex" xmlns:cx6="http://schemas.microsoft.com/office/drawing/2016/5/12/chartex" xmlns:cx7="http://schemas.microsoft.com/office/drawing/2016/5/13/chartex" xmlns:cx8="http://schemas.microsoft.com/office/drawing/2016/5/14/chartex" xmlns:mc="http://schemas.openxmlformats.org/markup-compatibility/2006" xmlns:aink="http://schemas.microsoft.com/office/drawing/2016/ink" xmlns:am3d="http://schemas.microsoft.com/office/drawing/2017/model3d" xmlns:o="urn:schemas-microsoft-com:office:office" xmlns:oel="http://schemas.microsoft.com/office/2019/extlst" xmlns:r="http://schemas.openxmlformats.org/officeDocument/2006/relationships" xmlns:m="http://schemas.openxmlformats.org/officeDocument/2006/math" xmlns:v="urn:schemas-microsoft-com:vml" xmlns:wp14="http://schemas.microsoft.com/office/word/2010/wordprocessingDrawing" xmlns:wp="http://schemas.openxmlformats.org/drawingml/2006/wordprocessingDrawing" xmlns:w10="urn:schemas-microsoft-com:office:word" xmlns:w="http://schemas.openxmlformats.org/wordprocessingml/2006/main" xmlns:w14="http://schemas.microsoft.com/office/word/2010/wordml" xmlns:w15="http://schemas.microsoft.com/office/word/2012/wordml" xmlns:w16cex="http://schemas.microsoft.com/office/word/2018/wordml/cex" xmlns:w16cid="http://schemas.microsoft.com/office/word/2016/wordml/cid" xmlns:w16="http://schemas.microsoft.com/office/word/2018/wordml" xmlns:w16du="http://schemas.microsoft.com/office/word/2023/wordml/word16du" xmlns:w16sdtdh="http://schemas.microsoft.com/office/word/2020/wordml/sdtdatahash" xmlns:w16se="http://schemas.microsoft.com/office/word/2015/wordml/symex" xmlns:wpg="http://schemas.microsoft.com/office/word/2010/wordprocessingGroup" xmlns:wpi="http://schemas.microsoft.com/office/word/2010/wordprocessingInk" xmlns:wne="http://schemas.microsoft.com/office/word/2006/wordml" xmlns:wps="http://schemas.microsoft.com/office/word/2010/wordprocessingShape" mc:Ignorable="w14 w15 w16se w16cid w16 w16cex w16sdtdh w16du wp14">
+<w:ftr xmlns:wpc="http://schemas.microsoft.com/office/word/2010/wordprocessingCanvas" xmlns:cx="http://schemas.microsoft.com/office/drawing/2014/chartex" xmlns:cx1="http://schemas.microsoft.com/office/drawing/2015/9/8/chartex" xmlns:cx2="http://schemas.microsoft.com/office/drawing/2015/10/21/chartex" xmlns:cx3="http://schemas.microsoft.com/office/drawing/2016/5/9/chartex" xmlns:cx4="http://schemas.microsoft.com/office/drawing/2016/5/10/chartex" xmlns:cx5="http://schemas.microsoft.com/office/drawing/2016/5/11/chartex" xmlns:cx6="http://schemas.microsoft.com/office/drawing/2016/5/12/chartex" xmlns:cx7="http://schemas.microsoft.com/office/drawing/2016/5/13/chartex" xmlns:cx8="http://schemas.microsoft.com/office/drawing/2016/5/14/chartex" xmlns:mc="http://schemas.openxmlformats.org/markup-compatibility/2006" xmlns:aink="http://schemas.microsoft.com/office/drawing/2016/ink" xmlns:am3d="http://schemas.microsoft.com/office/drawing/2017/model3d" xmlns:o="urn:schemas-microsoft-com:office:office" xmlns:oel="http://schemas.microsoft.com/office/2019/extlst" xmlns:r="http://schemas.openxmlformats.org/officeDocument/2006/relationships" xmlns:m="http://schemas.openxmlformats.org/officeDocument/2006/math" xmlns:v="urn:schemas-microsoft-com:vml" xmlns:wp14="http://schemas.microsoft.com/office/word/2010/wordprocessingDrawing" xmlns:wp="http://schemas.openxmlformats.org/drawingml/2006/wordprocessingDrawing" xmlns:w10="urn:schemas-microsoft-com:office:word" xmlns:w="http://schemas.openxmlformats.org/wordprocessingml/2006/main" xmlns:w14="http://schemas.microsoft.com/office/word/2010/wordml" xmlns:w15="http://schemas.microsoft.com/office/word/2012/wordml" xmlns:w16cex="http://schemas.microsoft.com/office/word/2018/wordml/cex" xmlns:w16cid="http://schemas.microsoft.com/office/word/2016/wordml/cid" xmlns:w16="http://schemas.microsoft.com/office/word/2018/wordml" xmlns:w16du="http://schemas.microsoft.com/office/word/2023/wordml/word16du" xmlns:w16sdtdh="http://schemas.microsoft.com/office/word/2020/wordml/sdtdatahash" xmlns:w16sdtfl="http://schemas.microsoft.com/office/word/2024/wordml/sdtformatlock" xmlns:w16se="http://schemas.microsoft.com/office/word/2015/wordml/symex" xmlns:wpg="http://schemas.microsoft.com/office/word/2010/wordprocessingGroup" xmlns:wpi="http://schemas.microsoft.com/office/word/2010/wordprocessingInk" xmlns:wne="http://schemas.microsoft.com/office/word/2006/wordml" xmlns:wps="http://schemas.microsoft.com/office/word/2010/wordprocessingShape" mc:Ignorable="w14 w15 w16se w16cid w16 w16cex w16sdtdh w16sdtfl w16du wp14">
   <w:sdt>
     <w:sdtPr>
       <w:rPr>
@@ -1448,7 +1432,6 @@
         <w:docPartUnique/>
       </w:docPartObj>
     </w:sdtPr>
-    <w:sdtEndPr/>
     <w:sdtContent>
       <w:p>
         <w:pPr>
@@ -1565,7 +1548,7 @@
 </file>
 
 <file path=word/footnotes.xml><?xml version="1.0" encoding="utf-8"?>
-<w:footnotes xmlns:wpc="http://schemas.microsoft.com/office/word/2010/wordprocessingCanvas" xmlns:cx="http://schemas.microsoft.com/office/drawing/2014/chartex" xmlns:cx1="http://schemas.microsoft.com/office/drawing/2015/9/8/chartex" xmlns:cx2="http://schemas.microsoft.com/office/drawing/2015/10/21/chartex" xmlns:cx3="http://schemas.microsoft.com/office/drawing/2016/5/9/chartex" xmlns:cx4="http://schemas.microsoft.com/office/drawing/2016/5/10/chartex" xmlns:cx5="http://schemas.microsoft.com/office/drawing/2016/5/11/chartex" xmlns:cx6="http://schemas.microsoft.com/office/drawing/2016/5/12/chartex" xmlns:cx7="http://schemas.microsoft.com/office/drawing/2016/5/13/chartex" xmlns:cx8="http://schemas.microsoft.com/office/drawing/2016/5/14/chartex" xmlns:mc="http://schemas.openxmlformats.org/markup-compatibility/2006" xmlns:aink="http://schemas.microsoft.com/office/drawing/2016/ink" xmlns:am3d="http://schemas.microsoft.com/office/drawing/2017/model3d" xmlns:o="urn:schemas-microsoft-com:office:office" xmlns:oel="http://schemas.microsoft.com/office/2019/extlst" xmlns:r="http://schemas.openxmlformats.org/officeDocument/2006/relationships" xmlns:m="http://schemas.openxmlformats.org/officeDocument/2006/math" xmlns:v="urn:schemas-microsoft-com:vml" xmlns:wp14="http://schemas.microsoft.com/office/word/2010/wordprocessingDrawing" xmlns:wp="http://schemas.openxmlformats.org/drawingml/2006/wordprocessingDrawing" xmlns:w10="urn:schemas-microsoft-com:office:word" xmlns:w="http://schemas.openxmlformats.org/wordprocessingml/2006/main" xmlns:w14="http://schemas.microsoft.com/office/word/2010/wordml" xmlns:w15="http://schemas.microsoft.com/office/word/2012/wordml" xmlns:w16cex="http://schemas.microsoft.com/office/word/2018/wordml/cex" xmlns:w16cid="http://schemas.microsoft.com/office/word/2016/wordml/cid" xmlns:w16="http://schemas.microsoft.com/office/word/2018/wordml" xmlns:w16du="http://schemas.microsoft.com/office/word/2023/wordml/word16du" xmlns:w16sdtdh="http://schemas.microsoft.com/office/word/2020/wordml/sdtdatahash" xmlns:w16se="http://schemas.microsoft.com/office/word/2015/wordml/symex" xmlns:wpg="http://schemas.microsoft.com/office/word/2010/wordprocessingGroup" xmlns:wpi="http://schemas.microsoft.com/office/word/2010/wordprocessingInk" xmlns:wne="http://schemas.microsoft.com/office/word/2006/wordml" xmlns:wps="http://schemas.microsoft.com/office/word/2010/wordprocessingShape" mc:Ignorable="w14 w15 w16se w16cid w16 w16cex w16sdtdh w16du wp14">
+<w:footnotes xmlns:wpc="http://schemas.microsoft.com/office/word/2010/wordprocessingCanvas" xmlns:cx="http://schemas.microsoft.com/office/drawing/2014/chartex" xmlns:cx1="http://schemas.microsoft.com/office/drawing/2015/9/8/chartex" xmlns:cx2="http://schemas.microsoft.com/office/drawing/2015/10/21/chartex" xmlns:cx3="http://schemas.microsoft.com/office/drawing/2016/5/9/chartex" xmlns:cx4="http://schemas.microsoft.com/office/drawing/2016/5/10/chartex" xmlns:cx5="http://schemas.microsoft.com/office/drawing/2016/5/11/chartex" xmlns:cx6="http://schemas.microsoft.com/office/drawing/2016/5/12/chartex" xmlns:cx7="http://schemas.microsoft.com/office/drawing/2016/5/13/chartex" xmlns:cx8="http://schemas.microsoft.com/office/drawing/2016/5/14/chartex" xmlns:mc="http://schemas.openxmlformats.org/markup-compatibility/2006" xmlns:aink="http://schemas.microsoft.com/office/drawing/2016/ink" xmlns:am3d="http://schemas.microsoft.com/office/drawing/2017/model3d" xmlns:o="urn:schemas-microsoft-com:office:office" xmlns:oel="http://schemas.microsoft.com/office/2019/extlst" xmlns:r="http://schemas.openxmlformats.org/officeDocument/2006/relationships" xmlns:m="http://schemas.openxmlformats.org/officeDocument/2006/math" xmlns:v="urn:schemas-microsoft-com:vml" xmlns:wp14="http://schemas.microsoft.com/office/word/2010/wordprocessingDrawing" xmlns:wp="http://schemas.openxmlformats.org/drawingml/2006/wordprocessingDrawing" xmlns:w10="urn:schemas-microsoft-com:office:word" xmlns:w="http://schemas.openxmlformats.org/wordprocessingml/2006/main" xmlns:w14="http://schemas.microsoft.com/office/word/2010/wordml" xmlns:w15="http://schemas.microsoft.com/office/word/2012/wordml" xmlns:w16cex="http://schemas.microsoft.com/office/word/2018/wordml/cex" xmlns:w16cid="http://schemas.microsoft.com/office/word/2016/wordml/cid" xmlns:w16="http://schemas.microsoft.com/office/word/2018/wordml" xmlns:w16du="http://schemas.microsoft.com/office/word/2023/wordml/word16du" xmlns:w16sdtdh="http://schemas.microsoft.com/office/word/2020/wordml/sdtdatahash" xmlns:w16sdtfl="http://schemas.microsoft.com/office/word/2024/wordml/sdtformatlock" xmlns:w16se="http://schemas.microsoft.com/office/word/2015/wordml/symex" xmlns:wpg="http://schemas.microsoft.com/office/word/2010/wordprocessingGroup" xmlns:wpi="http://schemas.microsoft.com/office/word/2010/wordprocessingInk" xmlns:wne="http://schemas.microsoft.com/office/word/2006/wordml" xmlns:wps="http://schemas.microsoft.com/office/word/2010/wordprocessingShape" mc:Ignorable="w14 w15 w16se w16cid w16 w16cex w16sdtdh w16sdtfl w16du wp14">
   <w:footnote w:type="separator" w:id="-1">
     <w:p>
       <w:r>
@@ -1584,7 +1567,7 @@
 </file>
 
 <file path=word/header1.xml><?xml version="1.0" encoding="utf-8"?>
-<w:hdr xmlns:wpc="http://schemas.microsoft.com/office/word/2010/wordprocessingCanvas" xmlns:cx="http://schemas.microsoft.com/office/drawing/2014/chartex" xmlns:cx1="http://schemas.microsoft.com/office/drawing/2015/9/8/chartex" xmlns:cx2="http://schemas.microsoft.com/office/drawing/2015/10/21/chartex" xmlns:cx3="http://schemas.microsoft.com/office/drawing/2016/5/9/chartex" xmlns:cx4="http://schemas.microsoft.com/office/drawing/2016/5/10/chartex" xmlns:cx5="http://schemas.microsoft.com/office/drawing/2016/5/11/chartex" xmlns:cx6="http://schemas.microsoft.com/office/drawing/2016/5/12/chartex" xmlns:cx7="http://schemas.microsoft.com/office/drawing/2016/5/13/chartex" xmlns:cx8="http://schemas.microsoft.com/office/drawing/2016/5/14/chartex" xmlns:mc="http://schemas.openxmlformats.org/markup-compatibility/2006" xmlns:aink="http://schemas.microsoft.com/office/drawing/2016/ink" xmlns:am3d="http://schemas.microsoft.com/office/drawing/2017/model3d" xmlns:o="urn:schemas-microsoft-com:office:office" xmlns:oel="http://schemas.microsoft.com/office/2019/extlst" xmlns:r="http://schemas.openxmlformats.org/officeDocument/2006/relationships" xmlns:m="http://schemas.openxmlformats.org/officeDocument/2006/math" xmlns:v="urn:schemas-microsoft-com:vml" xmlns:wp14="http://schemas.microsoft.com/office/word/2010/wordprocessingDrawing" xmlns:wp="http://schemas.openxmlformats.org/drawingml/2006/wordprocessingDrawing" xmlns:w10="urn:schemas-microsoft-com:office:word" xmlns:w="http://schemas.openxmlformats.org/wordprocessingml/2006/main" xmlns:w14="http://schemas.microsoft.com/office/word/2010/wordml" xmlns:w15="http://schemas.microsoft.com/office/word/2012/wordml" xmlns:w16cex="http://schemas.microsoft.com/office/word/2018/wordml/cex" xmlns:w16cid="http://schemas.microsoft.com/office/word/2016/wordml/cid" xmlns:w16="http://schemas.microsoft.com/office/word/2018/wordml" xmlns:w16du="http://schemas.microsoft.com/office/word/2023/wordml/word16du" xmlns:w16sdtdh="http://schemas.microsoft.com/office/word/2020/wordml/sdtdatahash" xmlns:w16se="http://schemas.microsoft.com/office/word/2015/wordml/symex" xmlns:wpg="http://schemas.microsoft.com/office/word/2010/wordprocessingGroup" xmlns:wpi="http://schemas.microsoft.com/office/word/2010/wordprocessingInk" xmlns:wne="http://schemas.microsoft.com/office/word/2006/wordml" xmlns:wps="http://schemas.microsoft.com/office/word/2010/wordprocessingShape" mc:Ignorable="w14 w15 w16se w16cid w16 w16cex w16sdtdh w16du wp14">
+<w:hdr xmlns:wpc="http://schemas.microsoft.com/office/word/2010/wordprocessingCanvas" xmlns:cx="http://schemas.microsoft.com/office/drawing/2014/chartex" xmlns:cx1="http://schemas.microsoft.com/office/drawing/2015/9/8/chartex" xmlns:cx2="http://schemas.microsoft.com/office/drawing/2015/10/21/chartex" xmlns:cx3="http://schemas.microsoft.com/office/drawing/2016/5/9/chartex" xmlns:cx4="http://schemas.microsoft.com/office/drawing/2016/5/10/chartex" xmlns:cx5="http://schemas.microsoft.com/office/drawing/2016/5/11/chartex" xmlns:cx6="http://schemas.microsoft.com/office/drawing/2016/5/12/chartex" xmlns:cx7="http://schemas.microsoft.com/office/drawing/2016/5/13/chartex" xmlns:cx8="http://schemas.microsoft.com/office/drawing/2016/5/14/chartex" xmlns:mc="http://schemas.openxmlformats.org/markup-compatibility/2006" xmlns:aink="http://schemas.microsoft.com/office/drawing/2016/ink" xmlns:am3d="http://schemas.microsoft.com/office/drawing/2017/model3d" xmlns:o="urn:schemas-microsoft-com:office:office" xmlns:oel="http://schemas.microsoft.com/office/2019/extlst" xmlns:r="http://schemas.openxmlformats.org/officeDocument/2006/relationships" xmlns:m="http://schemas.openxmlformats.org/officeDocument/2006/math" xmlns:v="urn:schemas-microsoft-com:vml" xmlns:wp14="http://schemas.microsoft.com/office/word/2010/wordprocessingDrawing" xmlns:wp="http://schemas.openxmlformats.org/drawingml/2006/wordprocessingDrawing" xmlns:w10="urn:schemas-microsoft-com:office:word" xmlns:w="http://schemas.openxmlformats.org/wordprocessingml/2006/main" xmlns:w14="http://schemas.microsoft.com/office/word/2010/wordml" xmlns:w15="http://schemas.microsoft.com/office/word/2012/wordml" xmlns:w16cex="http://schemas.microsoft.com/office/word/2018/wordml/cex" xmlns:w16cid="http://schemas.microsoft.com/office/word/2016/wordml/cid" xmlns:w16="http://schemas.microsoft.com/office/word/2018/wordml" xmlns:w16du="http://schemas.microsoft.com/office/word/2023/wordml/word16du" xmlns:w16sdtdh="http://schemas.microsoft.com/office/word/2020/wordml/sdtdatahash" xmlns:w16sdtfl="http://schemas.microsoft.com/office/word/2024/wordml/sdtformatlock" xmlns:w16se="http://schemas.microsoft.com/office/word/2015/wordml/symex" xmlns:wpg="http://schemas.microsoft.com/office/word/2010/wordprocessingGroup" xmlns:wpi="http://schemas.microsoft.com/office/word/2010/wordprocessingInk" xmlns:wne="http://schemas.microsoft.com/office/word/2006/wordml" xmlns:wps="http://schemas.microsoft.com/office/word/2010/wordprocessingShape" mc:Ignorable="w14 w15 w16se w16cid w16 w16cex w16sdtdh w16sdtfl w16du wp14">
   <w:p>
     <w:pPr>
       <w:spacing w:after="120"/>
@@ -1640,7 +1623,7 @@
 </file>
 
 <file path=word/numbering.xml><?xml version="1.0" encoding="utf-8"?>
-<w:numbering xmlns:wpc="http://schemas.microsoft.com/office/word/2010/wordprocessingCanvas" xmlns:cx="http://schemas.microsoft.com/office/drawing/2014/chartex" xmlns:cx1="http://schemas.microsoft.com/office/drawing/2015/9/8/chartex" xmlns:cx2="http://schemas.microsoft.com/office/drawing/2015/10/21/chartex" xmlns:cx3="http://schemas.microsoft.com/office/drawing/2016/5/9/chartex" xmlns:cx4="http://schemas.microsoft.com/office/drawing/2016/5/10/chartex" xmlns:cx5="http://schemas.microsoft.com/office/drawing/2016/5/11/chartex" xmlns:cx6="http://schemas.microsoft.com/office/drawing/2016/5/12/chartex" xmlns:cx7="http://schemas.microsoft.com/office/drawing/2016/5/13/chartex" xmlns:cx8="http://schemas.microsoft.com/office/drawing/2016/5/14/chartex" xmlns:mc="http://schemas.openxmlformats.org/markup-compatibility/2006" xmlns:aink="http://schemas.microsoft.com/office/drawing/2016/ink" xmlns:am3d="http://schemas.microsoft.com/office/drawing/2017/model3d" xmlns:o="urn:schemas-microsoft-com:office:office" xmlns:oel="http://schemas.microsoft.com/office/2019/extlst" xmlns:r="http://schemas.openxmlformats.org/officeDocument/2006/relationships" xmlns:m="http://schemas.openxmlformats.org/officeDocument/2006/math" xmlns:v="urn:schemas-microsoft-com:vml" xmlns:wp14="http://schemas.microsoft.com/office/word/2010/wordprocessingDrawing" xmlns:wp="http://schemas.openxmlformats.org/drawingml/2006/wordprocessingDrawing" xmlns:w10="urn:schemas-microsoft-com:office:word" xmlns:w="http://schemas.openxmlformats.org/wordprocessingml/2006/main" xmlns:w14="http://schemas.microsoft.com/office/word/2010/wordml" xmlns:w15="http://schemas.microsoft.com/office/word/2012/wordml" xmlns:w16cex="http://schemas.microsoft.com/office/word/2018/wordml/cex" xmlns:w16cid="http://schemas.microsoft.com/office/word/2016/wordml/cid" xmlns:w16="http://schemas.microsoft.com/office/word/2018/wordml" xmlns:w16du="http://schemas.microsoft.com/office/word/2023/wordml/word16du" xmlns:w16sdtdh="http://schemas.microsoft.com/office/word/2020/wordml/sdtdatahash" xmlns:w16se="http://schemas.microsoft.com/office/word/2015/wordml/symex" xmlns:wpg="http://schemas.microsoft.com/office/word/2010/wordprocessingGroup" xmlns:wpi="http://schemas.microsoft.com/office/word/2010/wordprocessingInk" xmlns:wne="http://schemas.microsoft.com/office/word/2006/wordml" xmlns:wps="http://schemas.microsoft.com/office/word/2010/wordprocessingShape" mc:Ignorable="w14 w15 w16se w16cid w16 w16cex w16sdtdh w16du wp14">
+<w:numbering xmlns:wpc="http://schemas.microsoft.com/office/word/2010/wordprocessingCanvas" xmlns:cx="http://schemas.microsoft.com/office/drawing/2014/chartex" xmlns:cx1="http://schemas.microsoft.com/office/drawing/2015/9/8/chartex" xmlns:cx2="http://schemas.microsoft.com/office/drawing/2015/10/21/chartex" xmlns:cx3="http://schemas.microsoft.com/office/drawing/2016/5/9/chartex" xmlns:cx4="http://schemas.microsoft.com/office/drawing/2016/5/10/chartex" xmlns:cx5="http://schemas.microsoft.com/office/drawing/2016/5/11/chartex" xmlns:cx6="http://schemas.microsoft.com/office/drawing/2016/5/12/chartex" xmlns:cx7="http://schemas.microsoft.com/office/drawing/2016/5/13/chartex" xmlns:cx8="http://schemas.microsoft.com/office/drawing/2016/5/14/chartex" xmlns:mc="http://schemas.openxmlformats.org/markup-compatibility/2006" xmlns:aink="http://schemas.microsoft.com/office/drawing/2016/ink" xmlns:am3d="http://schemas.microsoft.com/office/drawing/2017/model3d" xmlns:o="urn:schemas-microsoft-com:office:office" xmlns:oel="http://schemas.microsoft.com/office/2019/extlst" xmlns:r="http://schemas.openxmlformats.org/officeDocument/2006/relationships" xmlns:m="http://schemas.openxmlformats.org/officeDocument/2006/math" xmlns:v="urn:schemas-microsoft-com:vml" xmlns:wp14="http://schemas.microsoft.com/office/word/2010/wordprocessingDrawing" xmlns:wp="http://schemas.openxmlformats.org/drawingml/2006/wordprocessingDrawing" xmlns:w10="urn:schemas-microsoft-com:office:word" xmlns:w="http://schemas.openxmlformats.org/wordprocessingml/2006/main" xmlns:w14="http://schemas.microsoft.com/office/word/2010/wordml" xmlns:w15="http://schemas.microsoft.com/office/word/2012/wordml" xmlns:w16cex="http://schemas.microsoft.com/office/word/2018/wordml/cex" xmlns:w16cid="http://schemas.microsoft.com/office/word/2016/wordml/cid" xmlns:w16="http://schemas.microsoft.com/office/word/2018/wordml" xmlns:w16du="http://schemas.microsoft.com/office/word/2023/wordml/word16du" xmlns:w16sdtdh="http://schemas.microsoft.com/office/word/2020/wordml/sdtdatahash" xmlns:w16sdtfl="http://schemas.microsoft.com/office/word/2024/wordml/sdtformatlock" xmlns:w16se="http://schemas.microsoft.com/office/word/2015/wordml/symex" xmlns:wpg="http://schemas.microsoft.com/office/word/2010/wordprocessingGroup" xmlns:wpi="http://schemas.microsoft.com/office/word/2010/wordprocessingInk" xmlns:wne="http://schemas.microsoft.com/office/word/2006/wordml" xmlns:wps="http://schemas.microsoft.com/office/word/2010/wordprocessingShape" mc:Ignorable="w14 w15 w16se w16cid w16 w16cex w16sdtdh w16sdtfl w16du wp14">
   <w:abstractNum w:abstractNumId="0" w15:restartNumberingAfterBreak="0">
     <w:nsid w:val="19EC2EE7"/>
     <w:multiLevelType w:val="hybridMultilevel"/>
@@ -1856,7 +1839,7 @@
 </file>
 
 <file path=word/styles.xml><?xml version="1.0" encoding="utf-8"?>
-<w:styles xmlns:mc="http://schemas.openxmlformats.org/markup-compatibility/2006" xmlns:r="http://schemas.openxmlformats.org/officeDocument/2006/relationships" xmlns:w="http://schemas.openxmlformats.org/wordprocessingml/2006/main" xmlns:w14="http://schemas.microsoft.com/office/word/2010/wordml" xmlns:w15="http://schemas.microsoft.com/office/word/2012/wordml" xmlns:w16cex="http://schemas.microsoft.com/office/word/2018/wordml/cex" xmlns:w16cid="http://schemas.microsoft.com/office/word/2016/wordml/cid" xmlns:w16="http://schemas.microsoft.com/office/word/2018/wordml" xmlns:w16du="http://schemas.microsoft.com/office/word/2023/wordml/word16du" xmlns:w16sdtdh="http://schemas.microsoft.com/office/word/2020/wordml/sdtdatahash" xmlns:w16se="http://schemas.microsoft.com/office/word/2015/wordml/symex" mc:Ignorable="w14 w15 w16se w16cid w16 w16cex w16sdtdh w16du">
+<w:styles xmlns:mc="http://schemas.openxmlformats.org/markup-compatibility/2006" xmlns:r="http://schemas.openxmlformats.org/officeDocument/2006/relationships" xmlns:w="http://schemas.openxmlformats.org/wordprocessingml/2006/main" xmlns:w14="http://schemas.microsoft.com/office/word/2010/wordml" xmlns:w15="http://schemas.microsoft.com/office/word/2012/wordml" xmlns:w16cex="http://schemas.microsoft.com/office/word/2018/wordml/cex" xmlns:w16cid="http://schemas.microsoft.com/office/word/2016/wordml/cid" xmlns:w16="http://schemas.microsoft.com/office/word/2018/wordml" xmlns:w16du="http://schemas.microsoft.com/office/word/2023/wordml/word16du" xmlns:w16sdtdh="http://schemas.microsoft.com/office/word/2020/wordml/sdtdatahash" xmlns:w16sdtfl="http://schemas.microsoft.com/office/word/2024/wordml/sdtformatlock" xmlns:w16se="http://schemas.microsoft.com/office/word/2015/wordml/symex" mc:Ignorable="w14 w15 w16se w16cid w16 w16cex w16sdtdh w16sdtfl w16du">
   <w:docDefaults>
     <w:rPrDefault>
       <w:rPr>
@@ -2292,7 +2275,6 @@
   <w:style w:type="character" w:default="1" w:styleId="Domylnaczcionkaakapitu">
     <w:name w:val="Default Paragraph Font"/>
     <w:uiPriority w:val="1"/>
-    <w:semiHidden/>
     <w:unhideWhenUsed/>
   </w:style>
   <w:style w:type="table" w:default="1" w:styleId="Standardowy">
